--- a/docs/design/SRMS_OOP_Design_Principles.docx
+++ b/docs/design/SRMS_OOP_Design_Principles.docx
@@ -8,10 +8,7 @@
         <w:jc w:val="center"/>
       </w:pPr>
       <w:r>
-        <w:t xml:space="preserve"> </w:t>
-      </w:r>
-      <w:r>
-        <w:t>OOP Design Principles for SRMS</w:t>
+        <w:t xml:space="preserve"> OOP Design Principles for SRMS</w:t>
       </w:r>
     </w:p>
     <w:p>
@@ -178,10 +175,7 @@
       </w:r>
       <w:r>
         <w:tab/>
-        <w:t xml:space="preserve">- </w:t>
-      </w:r>
-      <w:r>
-        <w:t xml:space="preserve">Internal state like </w:t>
+        <w:t xml:space="preserve">- Internal state like </w:t>
       </w:r>
       <w:proofErr w:type="spellStart"/>
       <w:r>
@@ -197,10 +191,7 @@
       </w:r>
       <w:proofErr w:type="spellEnd"/>
       <w:r>
-        <w:t xml:space="preserve">, and running are marked </w:t>
-      </w:r>
-      <w:r>
-        <w:t xml:space="preserve"> </w:t>
+        <w:t xml:space="preserve">, and running are marked  </w:t>
       </w:r>
       <w:r>
         <w:tab/>
@@ -210,10 +201,7 @@
       </w:r>
       <w:r>
         <w:tab/>
-        <w:t xml:space="preserve">  </w:t>
-      </w:r>
-      <w:r>
-        <w:t>as protected (#) to prevent external modification.</w:t>
+        <w:t xml:space="preserve">  as protected (#) to prevent external modification.</w:t>
       </w:r>
       <w:r>
         <w:tab/>
@@ -244,10 +232,7 @@
         <w:ind w:left="1440"/>
       </w:pPr>
       <w:r>
-        <w:t xml:space="preserve">- </w:t>
-      </w:r>
-      <w:r>
-        <w:t xml:space="preserve">Methods like </w:t>
+        <w:t xml:space="preserve">- Methods like </w:t>
       </w:r>
       <w:proofErr w:type="gramStart"/>
       <w:r>
@@ -298,10 +283,7 @@
         <w:ind w:left="1440"/>
       </w:pPr>
       <w:r>
-        <w:t xml:space="preserve">  </w:t>
-      </w:r>
-      <w:r>
-        <w:t>controlled access to functionality without exposing implementation</w:t>
+        <w:t xml:space="preserve">  controlled access to functionality without exposing implementation</w:t>
       </w:r>
     </w:p>
     <w:p>
@@ -310,10 +292,7 @@
         <w:ind w:left="1440"/>
       </w:pPr>
       <w:r>
-        <w:t xml:space="preserve">  </w:t>
-      </w:r>
-      <w:r>
-        <w:t>details.</w:t>
+        <w:t xml:space="preserve">  details.</w:t>
       </w:r>
     </w:p>
     <w:p>
@@ -396,16 +375,7 @@
       </w:r>
       <w:r>
         <w:tab/>
-        <w:t xml:space="preserve">   </w:t>
-      </w:r>
-      <w:r>
-        <w:t>methods that</w:t>
-      </w:r>
-      <w:r>
-        <w:t xml:space="preserve"> </w:t>
-      </w:r>
-      <w:r>
-        <w:t>subclasses must implement, maintaining encapsulation</w:t>
+        <w:t xml:space="preserve">   methods that subclasses must implement, maintaining encapsulation</w:t>
       </w:r>
       <w:r>
         <w:tab/>
@@ -416,10 +386,7 @@
       </w:r>
       <w:r>
         <w:tab/>
-        <w:t xml:space="preserve">   </w:t>
-      </w:r>
-      <w:r>
-        <w:t>boundaries.</w:t>
+        <w:t xml:space="preserve">   boundaries.</w:t>
       </w:r>
     </w:p>
     <w:p>
@@ -883,12 +850,6 @@
         <w:gridCol w:w="6863"/>
       </w:tblGrid>
       <w:tr>
-        <w:tblPrEx>
-          <w:tblCellMar>
-            <w:top w:w="0" w:type="dxa"/>
-            <w:bottom w:w="0" w:type="dxa"/>
-          </w:tblCellMar>
-        </w:tblPrEx>
         <w:tc>
           <w:tcPr>
             <w:tcW w:w="2500" w:type="dxa"/>
@@ -947,12 +908,6 @@
         </w:tc>
       </w:tr>
       <w:tr>
-        <w:tblPrEx>
-          <w:tblCellMar>
-            <w:top w:w="0" w:type="dxa"/>
-            <w:bottom w:w="0" w:type="dxa"/>
-          </w:tblCellMar>
-        </w:tblPrEx>
         <w:tc>
           <w:tcPr>
             <w:tcW w:w="2500" w:type="dxa"/>
@@ -1005,12 +960,6 @@
         </w:tc>
       </w:tr>
       <w:tr>
-        <w:tblPrEx>
-          <w:tblCellMar>
-            <w:top w:w="0" w:type="dxa"/>
-            <w:bottom w:w="0" w:type="dxa"/>
-          </w:tblCellMar>
-        </w:tblPrEx>
         <w:tc>
           <w:tcPr>
             <w:tcW w:w="2500" w:type="dxa"/>
@@ -1063,12 +1012,6 @@
         </w:tc>
       </w:tr>
       <w:tr>
-        <w:tblPrEx>
-          <w:tblCellMar>
-            <w:top w:w="0" w:type="dxa"/>
-            <w:bottom w:w="0" w:type="dxa"/>
-          </w:tblCellMar>
-        </w:tblPrEx>
         <w:tc>
           <w:tcPr>
             <w:tcW w:w="2500" w:type="dxa"/>
@@ -1121,12 +1064,6 @@
         </w:tc>
       </w:tr>
       <w:tr>
-        <w:tblPrEx>
-          <w:tblCellMar>
-            <w:top w:w="0" w:type="dxa"/>
-            <w:bottom w:w="0" w:type="dxa"/>
-          </w:tblCellMar>
-        </w:tblPrEx>
         <w:tc>
           <w:tcPr>
             <w:tcW w:w="2500" w:type="dxa"/>
@@ -1185,12 +1122,6 @@
         </w:tc>
       </w:tr>
       <w:tr>
-        <w:tblPrEx>
-          <w:tblCellMar>
-            <w:top w:w="0" w:type="dxa"/>
-            <w:bottom w:w="0" w:type="dxa"/>
-          </w:tblCellMar>
-        </w:tblPrEx>
         <w:tc>
           <w:tcPr>
             <w:tcW w:w="2500" w:type="dxa"/>
@@ -1249,12 +1180,6 @@
         </w:tc>
       </w:tr>
       <w:tr>
-        <w:tblPrEx>
-          <w:tblCellMar>
-            <w:top w:w="0" w:type="dxa"/>
-            <w:bottom w:w="0" w:type="dxa"/>
-          </w:tblCellMar>
-        </w:tblPrEx>
         <w:tc>
           <w:tcPr>
             <w:tcW w:w="2500" w:type="dxa"/>
@@ -1307,12 +1232,6 @@
         </w:tc>
       </w:tr>
       <w:tr>
-        <w:tblPrEx>
-          <w:tblCellMar>
-            <w:top w:w="0" w:type="dxa"/>
-            <w:bottom w:w="0" w:type="dxa"/>
-          </w:tblCellMar>
-        </w:tblPrEx>
         <w:tc>
           <w:tcPr>
             <w:tcW w:w="2500" w:type="dxa"/>
@@ -1365,12 +1284,6 @@
         </w:tc>
       </w:tr>
       <w:tr>
-        <w:tblPrEx>
-          <w:tblCellMar>
-            <w:top w:w="0" w:type="dxa"/>
-            <w:bottom w:w="0" w:type="dxa"/>
-          </w:tblCellMar>
-        </w:tblPrEx>
         <w:tc>
           <w:tcPr>
             <w:tcW w:w="2500" w:type="dxa"/>
@@ -1423,12 +1336,6 @@
         </w:tc>
       </w:tr>
       <w:tr>
-        <w:tblPrEx>
-          <w:tblCellMar>
-            <w:top w:w="0" w:type="dxa"/>
-            <w:bottom w:w="0" w:type="dxa"/>
-          </w:tblCellMar>
-        </w:tblPrEx>
         <w:tc>
           <w:tcPr>
             <w:tcW w:w="2500" w:type="dxa"/>
@@ -1480,12 +1387,6 @@
         </w:tc>
       </w:tr>
       <w:tr>
-        <w:tblPrEx>
-          <w:tblCellMar>
-            <w:top w:w="0" w:type="dxa"/>
-            <w:bottom w:w="0" w:type="dxa"/>
-          </w:tblCellMar>
-        </w:tblPrEx>
         <w:tc>
           <w:tcPr>
             <w:tcW w:w="2500" w:type="dxa"/>
@@ -1597,14 +1498,7 @@
           <w:b/>
           <w:bCs/>
         </w:rPr>
-        <w:t>Clean Code</w:t>
-      </w:r>
-      <w:r>
-        <w:rPr>
-          <w:b/>
-          <w:bCs/>
-        </w:rPr>
-        <w:t xml:space="preserve">: </w:t>
+        <w:t xml:space="preserve">Clean Code: </w:t>
       </w:r>
       <w:r>
         <w:t>Developers know exactly where to look when debugging or adding features.</w:t>
@@ -2098,7 +1992,14 @@
           <w:b/>
           <w:bCs/>
         </w:rPr>
-        <w:t>ILogger</w:t>
+        <w:t>I</w:t>
+      </w:r>
+      <w:r>
+        <w:rPr>
+          <w:b/>
+          <w:bCs/>
+        </w:rPr>
+        <w:t>Logger</w:t>
       </w:r>
       <w:proofErr w:type="spellEnd"/>
       <w:r>
